--- a/УП 05/Практика 6/УП ПР6 Шильников М.Ю..docx
+++ b/УП 05/Практика 6/УП ПР6 Шильников М.Ю..docx
@@ -103,8 +103,20 @@
           <w:bCs/>
           <w:lang w:val="ru-RU"/>
         </w:rPr>
-        <w:t>Колледж ВятГУ</w:t>
-      </w:r>
+        <w:t>Колледж </w:t>
+      </w:r>
+      <w:proofErr w:type="spellStart"/>
+      <w:r>
+        <w:rPr>
+          <w:rStyle w:val="normaltextrun"/>
+          <w:rFonts w:eastAsiaTheme="majorEastAsia"/>
+          <w:b/>
+          <w:bCs/>
+          <w:lang w:val="ru-RU"/>
+        </w:rPr>
+        <w:t>ВятГУ</w:t>
+      </w:r>
+      <w:proofErr w:type="spellEnd"/>
       <w:r>
         <w:rPr>
           <w:rStyle w:val="eop"/>
@@ -357,8 +369,9 @@
           <w:lang w:val="ru-RU"/>
         </w:rPr>
         <w:br/>
-        <w:t>Нотация IDEF0</w:t>
-      </w:r>
+        <w:t>Нотация IDEF</w:t>
+      </w:r>
+      <w:proofErr w:type="gramStart"/>
       <w:r>
         <w:rPr>
           <w:rFonts w:eastAsiaTheme="majorEastAsia"/>
@@ -367,22 +380,35 @@
           <w:color w:val="000000"/>
           <w:sz w:val="28"/>
           <w:szCs w:val="28"/>
-        </w:rPr>
-        <w:t> </w:t>
-      </w:r>
-      <w:r>
-        <w:rPr>
-          <w:rStyle w:val="normaltextrun"/>
+          <w:lang w:val="ru-RU"/>
+        </w:rPr>
+        <w:t>0</w:t>
+      </w:r>
+      <w:r>
+        <w:rPr>
           <w:rFonts w:eastAsiaTheme="majorEastAsia"/>
           <w:b/>
           <w:bCs/>
           <w:color w:val="000000"/>
           <w:sz w:val="28"/>
           <w:szCs w:val="28"/>
+        </w:rPr>
+        <w:t> </w:t>
+      </w:r>
+      <w:r>
+        <w:rPr>
+          <w:rStyle w:val="normaltextrun"/>
+          <w:rFonts w:eastAsiaTheme="majorEastAsia"/>
+          <w:b/>
+          <w:bCs/>
+          <w:color w:val="000000"/>
+          <w:sz w:val="28"/>
+          <w:szCs w:val="28"/>
           <w:lang w:val="ru-RU"/>
         </w:rPr>
         <w:t>»</w:t>
       </w:r>
+      <w:proofErr w:type="gramEnd"/>
       <w:r>
         <w:rPr>
           <w:rStyle w:val="eop"/>
@@ -1994,7 +2020,25 @@
           <w:szCs w:val="28"/>
           <w:lang w:val="ru-RU"/>
         </w:rPr>
-        <w:t>Рисунок 1 – Функциональная модель системы компьютерной игры «Реверси»</w:t>
+        <w:t>Рисунок 1 – Функциональная модель системы компьютерной игры «</w:t>
+      </w:r>
+      <w:r>
+        <w:rPr>
+          <w:rFonts w:ascii="Times New Roman" w:hAnsi="Times New Roman" w:cs="Times New Roman"/>
+          <w:sz w:val="28"/>
+          <w:szCs w:val="28"/>
+          <w:lang w:val="ru-RU"/>
+        </w:rPr>
+        <w:t>Змейка</w:t>
+      </w:r>
+      <w:r>
+        <w:rPr>
+          <w:rFonts w:ascii="Times New Roman" w:hAnsi="Times New Roman" w:cs="Times New Roman"/>
+          <w:sz w:val="28"/>
+          <w:szCs w:val="28"/>
+          <w:lang w:val="ru-RU"/>
+        </w:rPr>
+        <w:t>»</w:t>
       </w:r>
     </w:p>
     <w:p>
@@ -2232,7 +2276,7 @@
     <w:p>
       <w:pPr>
         <w:spacing w:after="0" w:line="240" w:lineRule="auto"/>
-        <w:ind w:hanging="1276"/>
+        <w:ind w:left="-284"/>
         <w:jc w:val="center"/>
         <w:rPr>
           <w:rFonts w:ascii="Times New Roman" w:eastAsia="Times New Roman" w:hAnsi="Times New Roman" w:cs="Times New Roman"/>
@@ -2246,8 +2290,8 @@
         </w:rPr>
         <w:lastRenderedPageBreak/>
         <w:drawing>
-          <wp:inline distT="0" distB="0" distL="0" distR="0" wp14:anchorId="16DB7A7F" wp14:editId="7760C1F4">
-            <wp:extent cx="7328993" cy="4038600"/>
+          <wp:inline distT="0" distB="0" distL="0" distR="0" wp14:anchorId="16DB7A7F" wp14:editId="54C74214">
+            <wp:extent cx="6466114" cy="3701740"/>
             <wp:effectExtent l="0" t="0" r="0" b="0"/>
             <wp:docPr id="1446753623" name="Рисунок 2"/>
             <wp:cNvGraphicFramePr>
@@ -2257,7 +2301,7 @@
               <a:graphicData uri="http://schemas.openxmlformats.org/drawingml/2006/picture">
                 <pic:pic xmlns:pic="http://schemas.openxmlformats.org/drawingml/2006/picture">
                   <pic:nvPicPr>
-                    <pic:cNvPr id="0" name="Picture 6"/>
+                    <pic:cNvPr id="1446753623" name="Рисунок 2"/>
                     <pic:cNvPicPr>
                       <a:picLocks noChangeAspect="1" noChangeArrowheads="1"/>
                     </pic:cNvPicPr>
@@ -2270,7 +2314,6 @@
                         </a:ext>
                       </a:extLst>
                     </a:blip>
-                    <a:srcRect/>
                     <a:stretch>
                       <a:fillRect/>
                     </a:stretch>
@@ -2278,7 +2321,7 @@
                   <pic:spPr bwMode="auto">
                     <a:xfrm>
                       <a:off x="0" y="0"/>
-                      <a:ext cx="7339238" cy="4044245"/>
+                      <a:ext cx="6483903" cy="3711924"/>
                     </a:xfrm>
                     <a:prstGeom prst="rect">
                       <a:avLst/>
@@ -2325,7 +2368,27 @@
           <w:szCs w:val="28"/>
           <w:lang w:val="ru-RU"/>
         </w:rPr>
-        <w:t>Рисунок 2 – Декомпозиционная модель системы компьютерной игры «</w:t>
+        <w:t xml:space="preserve">Рисунок 2 – </w:t>
+      </w:r>
+      <w:proofErr w:type="spellStart"/>
+      <w:r>
+        <w:rPr>
+          <w:rFonts w:ascii="Times New Roman" w:hAnsi="Times New Roman" w:cs="Times New Roman"/>
+          <w:sz w:val="28"/>
+          <w:szCs w:val="28"/>
+          <w:lang w:val="ru-RU"/>
+        </w:rPr>
+        <w:t>Декомпозиционная</w:t>
+      </w:r>
+      <w:proofErr w:type="spellEnd"/>
+      <w:r>
+        <w:rPr>
+          <w:rFonts w:ascii="Times New Roman" w:hAnsi="Times New Roman" w:cs="Times New Roman"/>
+          <w:sz w:val="28"/>
+          <w:szCs w:val="28"/>
+          <w:lang w:val="ru-RU"/>
+        </w:rPr>
+        <w:t xml:space="preserve"> модель системы компьютерной игры «</w:t>
       </w:r>
       <w:r>
         <w:rPr>
@@ -2512,7 +2575,27 @@
           <w:szCs w:val="28"/>
           <w:lang w:val="ru-RU"/>
         </w:rPr>
-        <w:t xml:space="preserve">, а также декомпозиционная модель системы компьютерной игры «Реверси» в нотации </w:t>
+        <w:t xml:space="preserve">, а также </w:t>
+      </w:r>
+      <w:proofErr w:type="spellStart"/>
+      <w:r>
+        <w:rPr>
+          <w:rFonts w:ascii="Times New Roman" w:hAnsi="Times New Roman" w:cs="Times New Roman"/>
+          <w:sz w:val="28"/>
+          <w:szCs w:val="28"/>
+          <w:lang w:val="ru-RU"/>
+        </w:rPr>
+        <w:t>декомпозиционная</w:t>
+      </w:r>
+      <w:proofErr w:type="spellEnd"/>
+      <w:r>
+        <w:rPr>
+          <w:rFonts w:ascii="Times New Roman" w:hAnsi="Times New Roman" w:cs="Times New Roman"/>
+          <w:sz w:val="28"/>
+          <w:szCs w:val="28"/>
+          <w:lang w:val="ru-RU"/>
+        </w:rPr>
+        <w:t xml:space="preserve"> модель системы компьютерной игры «Реверси» в нотации </w:t>
       </w:r>
       <w:r>
         <w:rPr>

--- a/УП 05/Практика 6/УП ПР6 Шильников М.Ю..docx
+++ b/УП 05/Практика 6/УП ПР6 Шильников М.Ю..docx
@@ -2020,7 +2020,25 @@
           <w:szCs w:val="28"/>
           <w:lang w:val="ru-RU"/>
         </w:rPr>
-        <w:t>Рисунок 1 – Функциональная модель системы компьютерной игры «</w:t>
+        <w:t xml:space="preserve">Рисунок 1 – Функциональная модель </w:t>
+      </w:r>
+      <w:r>
+        <w:rPr>
+          <w:rFonts w:ascii="Times New Roman" w:hAnsi="Times New Roman" w:cs="Times New Roman"/>
+          <w:sz w:val="28"/>
+          <w:szCs w:val="28"/>
+          <w:lang w:val="ru-RU"/>
+        </w:rPr>
+        <w:t xml:space="preserve">игровой </w:t>
+      </w:r>
+      <w:r>
+        <w:rPr>
+          <w:rFonts w:ascii="Times New Roman" w:hAnsi="Times New Roman" w:cs="Times New Roman"/>
+          <w:sz w:val="28"/>
+          <w:szCs w:val="28"/>
+          <w:lang w:val="ru-RU"/>
+        </w:rPr>
+        <w:t>системы «</w:t>
       </w:r>
       <w:r>
         <w:rPr>
@@ -2077,6 +2095,15 @@
           <w:lang w:val="ru-RU"/>
         </w:rPr>
         <w:t>0</w:t>
+      </w:r>
+      <w:r>
+        <w:rPr>
+          <w:rFonts w:ascii="Times New Roman" w:hAnsi="Times New Roman" w:cs="Times New Roman"/>
+          <w:sz w:val="28"/>
+          <w:szCs w:val="28"/>
+          <w:lang w:val="ru-RU"/>
+        </w:rPr>
+        <w:t xml:space="preserve"> (контекстная диаграмма)</w:t>
       </w:r>
     </w:p>
     <w:p>
@@ -2290,9 +2317,9 @@
         </w:rPr>
         <w:lastRenderedPageBreak/>
         <w:drawing>
-          <wp:inline distT="0" distB="0" distL="0" distR="0" wp14:anchorId="16DB7A7F" wp14:editId="54C74214">
-            <wp:extent cx="6466114" cy="3701740"/>
-            <wp:effectExtent l="0" t="0" r="0" b="0"/>
+          <wp:inline distT="0" distB="0" distL="0" distR="0" wp14:anchorId="16DB7A7F" wp14:editId="1E79209C">
+            <wp:extent cx="5876708" cy="3711924"/>
+            <wp:effectExtent l="0" t="0" r="0" b="3175"/>
             <wp:docPr id="1446753623" name="Рисунок 2"/>
             <wp:cNvGraphicFramePr>
               <a:graphicFrameLocks xmlns:a="http://schemas.openxmlformats.org/drawingml/2006/main" noChangeAspect="1"/>
@@ -2321,7 +2348,7 @@
                   <pic:spPr bwMode="auto">
                     <a:xfrm>
                       <a:off x="0" y="0"/>
-                      <a:ext cx="6483903" cy="3711924"/>
+                      <a:ext cx="5876708" cy="3711924"/>
                     </a:xfrm>
                     <a:prstGeom prst="rect">
                       <a:avLst/>
